--- a/docs/YTM roadmap_20251207.docx
+++ b/docs/YTM roadmap_20251207.docx
@@ -30,7 +30,7 @@
         <w:rPr>
           <w:noProof/>
         </w:rPr>
-        <w:t>Thursday, December 11, 2025</w:t>
+        <w:t>Sunday, December 14, 2025</w:t>
       </w:r>
       <w:r>
         <w:fldChar w:fldCharType="end"/>
@@ -45,7 +45,7 @@
         </w:numPr>
       </w:pPr>
       <w:r>
-        <w:t>Fix logo on email message</w:t>
+        <w:t>Can we load YTM logo first on dashboard</w:t>
       </w:r>
     </w:p>
     <w:p>
@@ -57,7 +57,15 @@
         </w:numPr>
       </w:pPr>
       <w:r>
-        <w:t>/security review</w:t>
+        <w:t>/</w:t>
+      </w:r>
+      <w:proofErr w:type="gramStart"/>
+      <w:r>
+        <w:t>security</w:t>
+      </w:r>
+      <w:proofErr w:type="gramEnd"/>
+      <w:r>
+        <w:t xml:space="preserve"> review</w:t>
       </w:r>
       <w:r>
         <w:t xml:space="preserve"> in code but also in Run and database configurations</w:t>
@@ -71,6 +79,55 @@
           <w:numId w:val="7"/>
         </w:numPr>
       </w:pPr>
+      <w:proofErr w:type="gramStart"/>
+      <w:r>
+        <w:t>Fix</w:t>
+      </w:r>
+      <w:proofErr w:type="gramEnd"/>
+      <w:r>
+        <w:t xml:space="preserve"> verify-</w:t>
+      </w:r>
+      <w:proofErr w:type="spellStart"/>
+      <w:r>
+        <w:t>ui</w:t>
+      </w:r>
+      <w:proofErr w:type="spellEnd"/>
+      <w:r>
+        <w:t xml:space="preserve"> to use correct copy commands</w:t>
+      </w:r>
+    </w:p>
+    <w:p>
+      <w:pPr>
+        <w:pStyle w:val="ListParagraph"/>
+        <w:numPr>
+          <w:ilvl w:val="0"/>
+          <w:numId w:val="7"/>
+        </w:numPr>
+      </w:pPr>
+      <w:r>
+        <w:t>Fix formatting of cards ( possibly increase max/min height from 155 to 160 to accommodate shadow</w:t>
+      </w:r>
+    </w:p>
+    <w:p>
+      <w:pPr>
+        <w:pStyle w:val="ListParagraph"/>
+        <w:numPr>
+          <w:ilvl w:val="0"/>
+          <w:numId w:val="7"/>
+        </w:numPr>
+      </w:pPr>
+      <w:r>
+        <w:t>Delete build and copy – force use of deployment script</w:t>
+      </w:r>
+    </w:p>
+    <w:p>
+      <w:pPr>
+        <w:pStyle w:val="ListParagraph"/>
+        <w:numPr>
+          <w:ilvl w:val="0"/>
+          <w:numId w:val="7"/>
+        </w:numPr>
+      </w:pPr>
       <w:r>
         <w:t xml:space="preserve">Use </w:t>
       </w:r>
@@ -90,31 +147,7 @@
         </w:numPr>
       </w:pPr>
       <w:r>
-        <w:t>Date assignment on evening yoga</w:t>
-      </w:r>
-    </w:p>
-    <w:p>
-      <w:pPr>
-        <w:pStyle w:val="ListParagraph"/>
-        <w:numPr>
-          <w:ilvl w:val="0"/>
-          <w:numId w:val="7"/>
-        </w:numPr>
-      </w:pPr>
-      <w:r>
         <w:t>New user flow and password creation</w:t>
-      </w:r>
-    </w:p>
-    <w:p>
-      <w:pPr>
-        <w:pStyle w:val="ListParagraph"/>
-        <w:numPr>
-          <w:ilvl w:val="0"/>
-          <w:numId w:val="7"/>
-        </w:numPr>
-      </w:pPr>
-      <w:r>
-        <w:t>Favicon</w:t>
       </w:r>
     </w:p>
     <w:p>
@@ -589,6 +622,7 @@
         </w:numPr>
       </w:pPr>
       <w:r>
+        <w:lastRenderedPageBreak/>
         <w:t>Ghost out or condense past training days</w:t>
       </w:r>
     </w:p>
@@ -613,7 +647,6 @@
         </w:numPr>
       </w:pPr>
       <w:r>
-        <w:lastRenderedPageBreak/>
         <w:t>After edit, save and return to Plan</w:t>
       </w:r>
     </w:p>
@@ -687,6 +720,18 @@
       </w:pPr>
       <w:r>
         <w:t>Divergence axis needs to be inverted to match dashboard</w:t>
+      </w:r>
+    </w:p>
+    <w:p>
+      <w:pPr>
+        <w:pStyle w:val="ListParagraph"/>
+        <w:numPr>
+          <w:ilvl w:val="1"/>
+          <w:numId w:val="7"/>
+        </w:numPr>
+      </w:pPr>
+      <w:r>
+        <w:t>Verify that configurator is functional</w:t>
       </w:r>
     </w:p>
     <w:p>
